--- a/(e)CRF/Per nummer/39_Protocol procesevaluatie.docx
+++ b/(e)CRF/Per nummer/39_Protocol procesevaluatie.docx
@@ -1182,7 +1182,6 @@
               </w:rPr>
               <w:t>Two</w:t>
             </w:r>
-            <w:commentRangeStart w:id="0"/>
             <w:r>
               <w:rPr>
                 <w:rFonts w:ascii="Arial" w:hAnsi="Arial" w:eastAsia="Arial" w:cs="Arial"/>
@@ -1222,15 +1221,6 @@
                 <w:lang w:val="en-GB"/>
               </w:rPr>
               <w:t>(selection based on randomisation)</w:t>
-            </w:r>
-            <w:commentRangeEnd w:id="0"/>
-            <w:r>
-              <w:rPr>
-                <w:rStyle w:val="CommentReference"/>
-                <w:rFonts w:ascii="Arial" w:hAnsi="Arial" w:eastAsia="Arial" w:cs="Arial"/>
-                <w:color w:val="24303B"/>
-              </w:rPr>
-              <w:commentReference w:id="0"/>
             </w:r>
           </w:p>
           <w:p>
@@ -5232,7 +5222,6 @@
               </w:rPr>
               <w:t xml:space="preserve">) Evaluation of </w:t>
             </w:r>
-            <w:commentRangeStart w:id="1"/>
             <w:r>
               <w:rPr>
                 <w:rFonts w:ascii="Arial" w:hAnsi="Arial" w:eastAsia="Arial" w:cs="Arial"/>
@@ -5257,20 +5246,6 @@
                 <w:lang w:val="en-GB"/>
               </w:rPr>
               <w:t>:</w:t>
-            </w:r>
-            <w:commentRangeEnd w:id="1"/>
-            <w:r>
-              <w:rPr>
-                <w:rStyle w:val="CommentReference"/>
-                <w:rFonts w:ascii="Arial" w:hAnsi="Arial" w:eastAsia="Arial" w:cs="Arial"/>
-                <w:b/>
-                <w:bCs/>
-                <w:color w:val="123A5F"/>
-                <w:sz w:val="20"/>
-                <w:szCs w:val="20"/>
-                <w:lang w:val="en-GB"/>
-              </w:rPr>
-              <w:commentReference w:id="1"/>
             </w:r>
           </w:p>
           <w:p>
@@ -7387,120 +7362,6 @@
 </w:document>
 </file>
 
-<file path=word/comments.xml><?xml version="1.0" encoding="utf-8"?>
-<w:comments xmlns:wpc="http://schemas.microsoft.com/office/word/2010/wordprocessingCanvas" xmlns:cx="http://schemas.microsoft.com/office/drawing/2014/chartex" xmlns:cx1="http://schemas.microsoft.com/office/drawing/2015/9/8/chartex" xmlns:cx2="http://schemas.microsoft.com/office/drawing/2015/10/21/chartex" xmlns:cx3="http://schemas.microsoft.com/office/drawing/2016/5/9/chartex" xmlns:cx4="http://schemas.microsoft.com/office/drawing/2016/5/10/chartex" xmlns:cx5="http://schemas.microsoft.com/office/drawing/2016/5/11/chartex" xmlns:cx6="http://schemas.microsoft.com/office/drawing/2016/5/12/chartex" xmlns:cx7="http://schemas.microsoft.com/office/drawing/2016/5/13/chartex" xmlns:cx8="http://schemas.microsoft.com/office/drawing/2016/5/14/chartex" xmlns:mc="http://schemas.openxmlformats.org/markup-compatibility/2006" xmlns:aink="http://schemas.microsoft.com/office/drawing/2016/ink" xmlns:am3d="http://schemas.microsoft.com/office/drawing/2017/model3d" xmlns:o="urn:schemas-microsoft-com:office:office" xmlns:oel="http://schemas.microsoft.com/office/2019/extlst" xmlns:r="http://schemas.openxmlformats.org/officeDocument/2006/relationships" xmlns:m="http://schemas.openxmlformats.org/officeDocument/2006/math" xmlns:v="urn:schemas-microsoft-com:vml" xmlns:wp14="http://schemas.microsoft.com/office/word/2010/wordprocessingDrawing" xmlns:wp="http://schemas.openxmlformats.org/drawingml/2006/wordprocessingDrawing" xmlns:w10="urn:schemas-microsoft-com:office:word" xmlns:w="http://schemas.openxmlformats.org/wordprocessingml/2006/main" xmlns:w14="http://schemas.microsoft.com/office/word/2010/wordml" xmlns:w15="http://schemas.microsoft.com/office/word/2012/wordml" xmlns:w16cex="http://schemas.microsoft.com/office/word/2018/wordml/cex" xmlns:w16cid="http://schemas.microsoft.com/office/word/2016/wordml/cid" xmlns:w16="http://schemas.microsoft.com/office/word/2018/wordml" xmlns:w16du="http://schemas.microsoft.com/office/word/2023/wordml/word16du" xmlns:w16sdtdh="http://schemas.microsoft.com/office/word/2020/wordml/sdtdatahash" xmlns:w16sdtfl="http://schemas.microsoft.com/office/word/2024/wordml/sdtformatlock" xmlns:w16se="http://schemas.microsoft.com/office/word/2015/wordml/symex" xmlns:wpg="http://schemas.microsoft.com/office/word/2010/wordprocessingGroup" xmlns:wpi="http://schemas.microsoft.com/office/word/2010/wordprocessingInk" xmlns:wne="http://schemas.microsoft.com/office/word/2006/wordml" xmlns:wps="http://schemas.microsoft.com/office/word/2010/wordprocessingShape" mc:Ignorable="w14 w15 w16se w16cid w16 w16cex w16sdtdh w16sdtfl w16du wp14">
-  <w:comment w:initials="MF" w:author="Maaike FOBELETS" w:date="2026-03-23T15:58:00Z" w:id="0">
-    <w:p>
-      <w:r>
-        <w:rPr>
-          <w:rStyle w:val="CommentReference"/>
-        </w:rPr>
-        <w:annotationRef/>
-      </w:r>
-      <w:r>
-        <w:rPr>
-          <w:sz w:val="20"/>
-          <w:szCs w:val="20"/>
-        </w:rPr>
-        <w:t>Transfer via ZIVVER</w:t>
-      </w:r>
-    </w:p>
-  </w:comment>
-  <w:comment w:initials="MF" w:author="Maaike FOBELETS [2]" w:date="2022-01-25T16:39:00Z" w:id="1">
-    <w:p>
-      <w:r>
-        <w:rPr>
-          <w:rStyle w:val="CommentReference"/>
-        </w:rPr>
-        <w:annotationRef/>
-      </w:r>
-      <w:r>
-        <w:rPr>
-          <w:sz w:val="20"/>
-          <w:szCs w:val="20"/>
-        </w:rPr>
-        <w:t>E.g.</w:t>
-      </w:r>
-    </w:p>
-    <w:p/>
-    <w:p>
-      <w:r>
-        <w:rPr>
-          <w:sz w:val="20"/>
-          <w:szCs w:val="20"/>
-        </w:rPr>
-        <w:t>I1: the extent to which PARADISE has contributed to more knowledge about xxx</w:t>
-      </w:r>
-    </w:p>
-    <w:p>
-      <w:r>
-        <w:rPr>
-          <w:sz w:val="20"/>
-          <w:szCs w:val="20"/>
-        </w:rPr>
-        <w:t>I2: more positive attitude on xxx</w:t>
-      </w:r>
-    </w:p>
-    <w:p>
-      <w:r>
-        <w:rPr>
-          <w:sz w:val="20"/>
-          <w:szCs w:val="20"/>
-        </w:rPr>
-        <w:t>I3: better self-efficacy in xxx</w:t>
-      </w:r>
-    </w:p>
-    <w:p>
-      <w:r>
-        <w:rPr>
-          <w:sz w:val="20"/>
-          <w:szCs w:val="20"/>
-        </w:rPr>
-        <w:t>I4: a higher intention for revalidation</w:t>
-      </w:r>
-    </w:p>
-    <w:p>
-      <w:r>
-        <w:rPr>
-          <w:sz w:val="20"/>
-          <w:szCs w:val="20"/>
-        </w:rPr>
-        <w:t xml:space="preserve">I5: improved communication between … </w:t>
-      </w:r>
-    </w:p>
-    <w:p>
-      <w:r>
-        <w:rPr>
-          <w:sz w:val="20"/>
-          <w:szCs w:val="20"/>
-        </w:rPr>
-        <w:t>patient and healthcare professionals</w:t>
-      </w:r>
-    </w:p>
-  </w:comment>
-</w:comments>
-</file>
-
-<file path=word/commentsExtended.xml><?xml version="1.0" encoding="utf-8"?>
-<w15:commentsEx xmlns:mc="http://schemas.openxmlformats.org/markup-compatibility/2006" xmlns:w15="http://schemas.microsoft.com/office/word/2012/wordml" mc:Ignorable="w15">
-  <w15:commentEx w15:done="1" w15:paraId="722311EF"/>
-  <w15:commentEx w15:done="1" w15:paraId="27599018"/>
-</w15:commentsEx>
-</file>
-
-<file path=word/commentsExtensible.xml><?xml version="1.0" encoding="utf-8"?>
-<w16cex:commentsExtensible xmlns:w16="http://schemas.microsoft.com/office/word/2018/wordml" xmlns:w16cex="http://schemas.microsoft.com/office/word/2018/wordml/cex" xmlns:mc="http://schemas.openxmlformats.org/markup-compatibility/2006" mc:Ignorable="w16 w16cex">
-  <w16cex:commentExtensible w16cex:durableId="6225117B" w16cex:dateUtc="2026-03-23T14:58:00Z"/>
-</w16cex:commentsExtensible>
-</file>
-
-<file path=word/commentsIds.xml><?xml version="1.0" encoding="utf-8"?>
-<w16cid:commentsIds xmlns:mc="http://schemas.openxmlformats.org/markup-compatibility/2006" xmlns:w16cid="http://schemas.microsoft.com/office/word/2016/wordml/cid" mc:Ignorable="w16cid">
-  <w16cid:commentId w16cid:paraId="722311EF" w16cid:durableId="6225117B"/>
-  <w16cid:commentId w16cid:paraId="27599018" w16cid:durableId="6A0571FC"/>
-</w16cid:commentsIds>
-</file>
-
 <file path=word/endnotes.xml><?xml version="1.0" encoding="utf-8"?>
 <w:endnotes xmlns:wpc="http://schemas.microsoft.com/office/word/2010/wordprocessingCanvas" xmlns:cx="http://schemas.microsoft.com/office/drawing/2014/chartex" xmlns:cx1="http://schemas.microsoft.com/office/drawing/2015/9/8/chartex" xmlns:cx2="http://schemas.microsoft.com/office/drawing/2015/10/21/chartex" xmlns:cx3="http://schemas.microsoft.com/office/drawing/2016/5/9/chartex" xmlns:cx4="http://schemas.microsoft.com/office/drawing/2016/5/10/chartex" xmlns:cx5="http://schemas.microsoft.com/office/drawing/2016/5/11/chartex" xmlns:cx6="http://schemas.microsoft.com/office/drawing/2016/5/12/chartex" xmlns:cx7="http://schemas.microsoft.com/office/drawing/2016/5/13/chartex" xmlns:cx8="http://schemas.microsoft.com/office/drawing/2016/5/14/chartex" xmlns:mc="http://schemas.openxmlformats.org/markup-compatibility/2006" xmlns:aink="http://schemas.microsoft.com/office/drawing/2016/ink" xmlns:am3d="http://schemas.microsoft.com/office/drawing/2017/model3d" xmlns:o="urn:schemas-microsoft-com:office:office" xmlns:oel="http://schemas.microsoft.com/office/2019/extlst" xmlns:r="http://schemas.openxmlformats.org/officeDocument/2006/relationships" xmlns:m="http://schemas.openxmlformats.org/officeDocument/2006/math" xmlns:v="urn:schemas-microsoft-com:vml" xmlns:wp14="http://schemas.microsoft.com/office/word/2010/wordprocessingDrawing" xmlns:wp="http://schemas.openxmlformats.org/drawingml/2006/wordprocessingDrawing" xmlns:w10="urn:schemas-microsoft-com:office:word" xmlns:w="http://schemas.openxmlformats.org/wordprocessingml/2006/main" xmlns:w14="http://schemas.microsoft.com/office/word/2010/wordml" xmlns:w15="http://schemas.microsoft.com/office/word/2012/wordml" xmlns:w16cex="http://schemas.microsoft.com/office/word/2018/wordml/cex" xmlns:w16cid="http://schemas.microsoft.com/office/word/2016/wordml/cid" xmlns:w16="http://schemas.microsoft.com/office/word/2018/wordml" xmlns:w16du="http://schemas.microsoft.com/office/word/2023/wordml/word16du" xmlns:w16sdtdh="http://schemas.microsoft.com/office/word/2020/wordml/sdtdatahash" xmlns:w16sdtfl="http://schemas.microsoft.com/office/word/2024/wordml/sdtformatlock" xmlns:w16se="http://schemas.microsoft.com/office/word/2015/wordml/symex" xmlns:wpg="http://schemas.microsoft.com/office/word/2010/wordprocessingGroup" xmlns:wpi="http://schemas.microsoft.com/office/word/2010/wordprocessingInk" xmlns:wne="http://schemas.microsoft.com/office/word/2006/wordml" xmlns:wps="http://schemas.microsoft.com/office/word/2010/wordprocessingShape" mc:Ignorable="w14 w15 w16se w16cid w16 w16cex w16sdtdh w16sdtfl w16du wp14">
   <w:endnote w:type="separator" w:id="-1">
@@ -7508,9 +7369,6 @@
       <w:pPr>
         <w:spacing w:after="0" w:line="240" w:lineRule="auto"/>
       </w:pPr>
-      <w:r>
-        <w:separator/>
-      </w:r>
     </w:p>
   </w:endnote>
   <w:endnote w:type="continuationSeparator" w:id="0">
@@ -7518,9 +7376,6 @@
       <w:pPr>
         <w:spacing w:after="0" w:line="240" w:lineRule="auto"/>
       </w:pPr>
-      <w:r>
-        <w:continuationSeparator/>
-      </w:r>
     </w:p>
   </w:endnote>
 </w:endnotes>
@@ -7591,7 +7446,116 @@
     <w:pPr>
       <w:pStyle w:val="Footer"/>
       <w:bidi w:val="0"/>
+      <w:jc w:val="center"/>
     </w:pPr>
+    <w:r>
+      <w:rPr>
+        <w:rFonts w:ascii="Arial" w:hAnsi="Arial" w:eastAsia="Arial" w:cs="Arial"/>
+        <w:b w:val="0"/>
+        <w:color w:val="59636E"/>
+        <w:sz w:val="18"/>
+      </w:rPr>
+      <w:t xml:space="preserve">Pagina </w:t>
+    </w:r>
+    <w:r>
+      <w:rPr>
+        <w:rFonts w:ascii="Arial" w:hAnsi="Arial" w:eastAsia="Arial" w:cs="Arial"/>
+        <w:b w:val="0"/>
+        <w:color w:val="59636E"/>
+        <w:sz w:val="18"/>
+      </w:rPr>
+      <w:fldChar w:fldCharType="begin"/>
+    </w:r>
+    <w:r>
+      <w:rPr>
+        <w:rFonts w:ascii="Arial" w:hAnsi="Arial" w:eastAsia="Arial" w:cs="Arial"/>
+        <w:b w:val="0"/>
+        <w:color w:val="59636E"/>
+        <w:sz w:val="18"/>
+      </w:rPr>
+      <w:instrText xml:space="preserve"> PAGE </w:instrText>
+    </w:r>
+    <w:r>
+      <w:rPr>
+        <w:rFonts w:ascii="Arial" w:hAnsi="Arial" w:eastAsia="Arial" w:cs="Arial"/>
+        <w:b w:val="0"/>
+        <w:color w:val="59636E"/>
+        <w:sz w:val="18"/>
+      </w:rPr>
+      <w:fldChar w:fldCharType="separate"/>
+    </w:r>
+    <w:r>
+      <w:rPr>
+        <w:rFonts w:ascii="Arial" w:hAnsi="Arial" w:eastAsia="Arial" w:cs="Arial"/>
+        <w:b w:val="0"/>
+        <w:color w:val="59636E"/>
+        <w:sz w:val="18"/>
+      </w:rPr>
+      <w:t>1</w:t>
+    </w:r>
+    <w:r>
+      <w:rPr>
+        <w:rFonts w:ascii="Arial" w:hAnsi="Arial" w:eastAsia="Arial" w:cs="Arial"/>
+        <w:b w:val="0"/>
+        <w:color w:val="59636E"/>
+        <w:sz w:val="18"/>
+      </w:rPr>
+      <w:fldChar w:fldCharType="end"/>
+    </w:r>
+    <w:r>
+      <w:rPr>
+        <w:rFonts w:ascii="Arial" w:hAnsi="Arial" w:eastAsia="Arial" w:cs="Arial"/>
+        <w:b w:val="0"/>
+        <w:color w:val="59636E"/>
+        <w:sz w:val="18"/>
+      </w:rPr>
+      <w:t xml:space="preserve"> van </w:t>
+    </w:r>
+    <w:r>
+      <w:rPr>
+        <w:rFonts w:ascii="Arial" w:hAnsi="Arial" w:eastAsia="Arial" w:cs="Arial"/>
+        <w:b w:val="0"/>
+        <w:color w:val="59636E"/>
+        <w:sz w:val="18"/>
+      </w:rPr>
+      <w:fldChar w:fldCharType="begin"/>
+    </w:r>
+    <w:r>
+      <w:rPr>
+        <w:rFonts w:ascii="Arial" w:hAnsi="Arial" w:eastAsia="Arial" w:cs="Arial"/>
+        <w:b w:val="0"/>
+        <w:color w:val="59636E"/>
+        <w:sz w:val="18"/>
+      </w:rPr>
+      <w:instrText xml:space="preserve"> NUMPAGES </w:instrText>
+    </w:r>
+    <w:r>
+      <w:rPr>
+        <w:rFonts w:ascii="Arial" w:hAnsi="Arial" w:eastAsia="Arial" w:cs="Arial"/>
+        <w:b w:val="0"/>
+        <w:color w:val="59636E"/>
+        <w:sz w:val="18"/>
+      </w:rPr>
+      <w:fldChar w:fldCharType="separate"/>
+    </w:r>
+    <w:r>
+      <w:rPr>
+        <w:rFonts w:ascii="Arial" w:hAnsi="Arial" w:eastAsia="Arial" w:cs="Arial"/>
+        <w:b w:val="0"/>
+        <w:color w:val="59636E"/>
+        <w:sz w:val="18"/>
+      </w:rPr>
+      <w:t>1</w:t>
+    </w:r>
+    <w:r>
+      <w:rPr>
+        <w:rFonts w:ascii="Arial" w:hAnsi="Arial" w:eastAsia="Arial" w:cs="Arial"/>
+        <w:b w:val="0"/>
+        <w:color w:val="59636E"/>
+        <w:sz w:val="18"/>
+      </w:rPr>
+      <w:fldChar w:fldCharType="end"/>
+    </w:r>
   </w:p>
 </w:ftr>
 </file>
@@ -7603,9 +7567,6 @@
       <w:pPr>
         <w:spacing w:after="0" w:line="240" w:lineRule="auto"/>
       </w:pPr>
-      <w:r>
-        <w:separator/>
-      </w:r>
     </w:p>
   </w:footnote>
   <w:footnote w:type="continuationSeparator" w:id="0">
@@ -7613,9 +7574,6 @@
       <w:pPr>
         <w:spacing w:after="0" w:line="240" w:lineRule="auto"/>
       </w:pPr>
-      <w:r>
-        <w:continuationSeparator/>
-      </w:r>
     </w:p>
   </w:footnote>
 </w:footnotes>
@@ -7626,48 +7584,16 @@
   <w:p>
     <w:pPr>
       <w:pStyle w:val="Header"/>
+      <w:jc w:val="left"/>
     </w:pPr>
     <w:r>
       <w:rPr>
         <w:rFonts w:ascii="Arial" w:hAnsi="Arial" w:eastAsia="Arial" w:cs="Arial"/>
-        <w:color w:val="24303B"/>
+        <w:b w:val="0"/>
+        <w:color w:val="59636E"/>
+        <w:sz w:val="18"/>
       </w:rPr>
-      <w:t xml:space="preserve">Process evaluation protocol_PARADISE_Maaike Fobelets </w:t>
-    </w:r>
-    <w:r>
-      <w:rPr>
-        <w:rFonts w:ascii="Arial" w:hAnsi="Arial" w:eastAsia="Arial" w:cs="Arial"/>
-        <w:color w:val="24303B"/>
-      </w:rPr>
-      <w:tab/>
-    </w:r>
-    <w:r>
-      <w:rPr>
-        <w:rFonts w:ascii="Arial" w:hAnsi="Arial" w:eastAsia="Arial" w:cs="Arial"/>
-        <w:color w:val="24303B"/>
-      </w:rPr>
-      <w:tab/>
-    </w:r>
-    <w:r>
-      <w:rPr>
-        <w:rFonts w:ascii="Arial" w:hAnsi="Arial" w:eastAsia="Arial" w:cs="Arial"/>
-        <w:color w:val="24303B"/>
-      </w:rPr>
-      <w:tab/>
-    </w:r>
-    <w:r>
-      <w:rPr>
-        <w:rFonts w:ascii="Arial" w:hAnsi="Arial" w:eastAsia="Arial" w:cs="Arial"/>
-        <w:color w:val="24303B"/>
-      </w:rPr>
-      <w:tab/>
-    </w:r>
-    <w:r>
-      <w:rPr>
-        <w:rFonts w:ascii="Arial" w:hAnsi="Arial" w:eastAsia="Arial" w:cs="Arial"/>
-        <w:color w:val="24303B"/>
-      </w:rPr>
-      <w:tab/>
+      <w:t>PARADISE (S71769) — eCRF 39: Protocol procesevaluatie</w:t>
     </w:r>
   </w:p>
 </w:hdr>

--- a/(e)CRF/Per nummer/39_Protocol procesevaluatie.docx
+++ b/(e)CRF/Per nummer/39_Protocol procesevaluatie.docx
@@ -7583,17 +7583,127 @@
 <w:hdr xmlns:wpc="http://schemas.microsoft.com/office/word/2010/wordprocessingCanvas" xmlns:cx="http://schemas.microsoft.com/office/drawing/2014/chartex" xmlns:cx1="http://schemas.microsoft.com/office/drawing/2015/9/8/chartex" xmlns:cx2="http://schemas.microsoft.com/office/drawing/2015/10/21/chartex" xmlns:cx3="http://schemas.microsoft.com/office/drawing/2016/5/9/chartex" xmlns:cx4="http://schemas.microsoft.com/office/drawing/2016/5/10/chartex" xmlns:cx5="http://schemas.microsoft.com/office/drawing/2016/5/11/chartex" xmlns:cx6="http://schemas.microsoft.com/office/drawing/2016/5/12/chartex" xmlns:cx7="http://schemas.microsoft.com/office/drawing/2016/5/13/chartex" xmlns:cx8="http://schemas.microsoft.com/office/drawing/2016/5/14/chartex" xmlns:mc="http://schemas.openxmlformats.org/markup-compatibility/2006" xmlns:aink="http://schemas.microsoft.com/office/drawing/2016/ink" xmlns:am3d="http://schemas.microsoft.com/office/drawing/2017/model3d" xmlns:o="urn:schemas-microsoft-com:office:office" xmlns:oel="http://schemas.microsoft.com/office/2019/extlst" xmlns:r="http://schemas.openxmlformats.org/officeDocument/2006/relationships" xmlns:m="http://schemas.openxmlformats.org/officeDocument/2006/math" xmlns:v="urn:schemas-microsoft-com:vml" xmlns:wp14="http://schemas.microsoft.com/office/word/2010/wordprocessingDrawing" xmlns:wp="http://schemas.openxmlformats.org/drawingml/2006/wordprocessingDrawing" xmlns:w10="urn:schemas-microsoft-com:office:word" xmlns:w="http://schemas.openxmlformats.org/wordprocessingml/2006/main" xmlns:w14="http://schemas.microsoft.com/office/word/2010/wordml" xmlns:w15="http://schemas.microsoft.com/office/word/2012/wordml" xmlns:w16cex="http://schemas.microsoft.com/office/word/2018/wordml/cex" xmlns:w16cid="http://schemas.microsoft.com/office/word/2016/wordml/cid" xmlns:w16="http://schemas.microsoft.com/office/word/2018/wordml" xmlns:w16du="http://schemas.microsoft.com/office/word/2023/wordml/word16du" xmlns:w16sdtdh="http://schemas.microsoft.com/office/word/2020/wordml/sdtdatahash" xmlns:w16sdtfl="http://schemas.microsoft.com/office/word/2024/wordml/sdtformatlock" xmlns:w16se="http://schemas.microsoft.com/office/word/2015/wordml/symex" xmlns:wpg="http://schemas.microsoft.com/office/word/2010/wordprocessingGroup" xmlns:wpi="http://schemas.microsoft.com/office/word/2010/wordprocessingInk" xmlns:wne="http://schemas.microsoft.com/office/word/2006/wordml" xmlns:wps="http://schemas.microsoft.com/office/word/2010/wordprocessingShape" mc:Ignorable="w14 w15 w16se w16cid w16 w16cex w16sdtdh w16sdtfl w16du wp14">
   <w:p>
     <w:pPr>
-      <w:pStyle w:val="Header"/>
-      <w:jc w:val="left"/>
+      <w:pStyle w:val="Koptekst"/>
+      <w:jc w:val="right"/>
     </w:pPr>
     <w:r>
       <w:rPr>
-        <w:rFonts w:ascii="Arial" w:hAnsi="Arial" w:eastAsia="Arial" w:cs="Arial"/>
-        <w:b w:val="0"/>
-        <w:color w:val="59636E"/>
-        <w:sz w:val="18"/>
+        <w:noProof/>
       </w:rPr>
-      <w:t>PARADISE (S71769) — eCRF 39: Protocol procesevaluatie</w:t>
+      <w:drawing>
+        <wp:anchor distT="0" distB="0" distL="114300" distR="114300" simplePos="0" relativeHeight="251658240" behindDoc="1" locked="0" layoutInCell="1" allowOverlap="1" wp14:anchorId="755D2A89" wp14:editId="42F71064">
+          <wp:simplePos x="0" y="0"/>
+          <wp:positionH relativeFrom="margin">
+            <wp:align>left</wp:align>
+          </wp:positionH>
+          <wp:positionV relativeFrom="paragraph">
+            <wp:posOffset>-20955</wp:posOffset>
+          </wp:positionV>
+          <wp:extent cx="1615079" cy="720000"/>
+          <wp:effectExtent l="0" t="0" r="0" b="0"/>
+          <wp:wrapTight wrapText="bothSides">
+            <wp:wrapPolygon edited="0">
+              <wp:start x="510" y="1716"/>
+              <wp:lineTo x="255" y="5719"/>
+              <wp:lineTo x="764" y="20018"/>
+              <wp:lineTo x="8664" y="20018"/>
+              <wp:lineTo x="13250" y="18874"/>
+              <wp:lineTo x="20895" y="14298"/>
+              <wp:lineTo x="20895" y="9151"/>
+              <wp:lineTo x="14015" y="4004"/>
+              <wp:lineTo x="8664" y="1716"/>
+              <wp:lineTo x="510" y="1716"/>
+            </wp:wrapPolygon>
+          </wp:wrapTight>
+          <wp:docPr id="1820294796" name="Afbeelding 5"/>
+          <wp:cNvGraphicFramePr>
+            <a:graphicFrameLocks xmlns:a="http://schemas.openxmlformats.org/drawingml/2006/main" noChangeAspect="1"/>
+          </wp:cNvGraphicFramePr>
+          <a:graphic xmlns:a="http://schemas.openxmlformats.org/drawingml/2006/main">
+            <a:graphicData uri="http://schemas.openxmlformats.org/drawingml/2006/picture">
+              <pic:pic xmlns:pic="http://schemas.openxmlformats.org/drawingml/2006/picture">
+                <pic:nvPicPr>
+                  <pic:cNvPr id="1820294796" name="Afbeelding 1820294796"/>
+                  <pic:cNvPicPr/>
+                </pic:nvPicPr>
+                <pic:blipFill>
+                  <a:blip r:embed="rIdTplImgA">
+                    <a:extLst>
+                      <a:ext uri="{28A0092B-C50C-407E-A947-70E740481C1C}">
+                        <a14:useLocalDpi xmlns:a14="http://schemas.microsoft.com/office/drawing/2010/main" val="0"/>
+                      </a:ext>
+                    </a:extLst>
+                  </a:blip>
+                  <a:stretch>
+                    <a:fillRect/>
+                  </a:stretch>
+                </pic:blipFill>
+                <pic:spPr>
+                  <a:xfrm>
+                    <a:off x="0" y="0"/>
+                    <a:ext cx="1615079" cy="720000"/>
+                  </a:xfrm>
+                  <a:prstGeom prst="rect">
+                    <a:avLst/>
+                  </a:prstGeom>
+                </pic:spPr>
+              </pic:pic>
+            </a:graphicData>
+          </a:graphic>
+          <wp14:sizeRelH relativeFrom="page">
+            <wp14:pctWidth>0</wp14:pctWidth>
+          </wp14:sizeRelH>
+          <wp14:sizeRelV relativeFrom="page">
+            <wp14:pctHeight>0</wp14:pctHeight>
+          </wp14:sizeRelV>
+        </wp:anchor>
+      </w:drawing>
+    </w:r>
+    <w:r>
+      <w:rPr>
+        <w:noProof/>
+      </w:rPr>
+      <w:drawing>
+        <wp:inline distT="0" distB="0" distL="0" distR="0" wp14:anchorId="4E8F3C53" wp14:editId="680A2799">
+          <wp:extent cx="2525825" cy="720000"/>
+          <wp:effectExtent l="0" t="0" r="0" b="4445"/>
+          <wp:docPr id="328170997" name="Afbeelding 6"/>
+          <wp:cNvGraphicFramePr>
+            <a:graphicFrameLocks xmlns:a="http://schemas.openxmlformats.org/drawingml/2006/main" noChangeAspect="1"/>
+          </wp:cNvGraphicFramePr>
+          <a:graphic xmlns:a="http://schemas.openxmlformats.org/drawingml/2006/main">
+            <a:graphicData uri="http://schemas.openxmlformats.org/drawingml/2006/picture">
+              <pic:pic xmlns:pic="http://schemas.openxmlformats.org/drawingml/2006/picture">
+                <pic:nvPicPr>
+                  <pic:cNvPr id="328170997" name="Afbeelding 328170997"/>
+                  <pic:cNvPicPr/>
+                </pic:nvPicPr>
+                <pic:blipFill>
+                  <a:blip r:embed="rIdTplImgB">
+                    <a:extLst>
+                      <a:ext uri="{28A0092B-C50C-407E-A947-70E740481C1C}">
+                        <a14:useLocalDpi xmlns:a14="http://schemas.microsoft.com/office/drawing/2010/main" val="0"/>
+                      </a:ext>
+                    </a:extLst>
+                  </a:blip>
+                  <a:stretch>
+                    <a:fillRect/>
+                  </a:stretch>
+                </pic:blipFill>
+                <pic:spPr>
+                  <a:xfrm>
+                    <a:off x="0" y="0"/>
+                    <a:ext cx="2525825" cy="720000"/>
+                  </a:xfrm>
+                  <a:prstGeom prst="rect">
+                    <a:avLst/>
+                  </a:prstGeom>
+                </pic:spPr>
+              </pic:pic>
+            </a:graphicData>
+          </a:graphic>
+        </wp:inline>
+      </w:drawing>
     </w:r>
   </w:p>
 </w:hdr>
